--- a/backend/src/assets/legal-templates/A3.docx
+++ b/backend/src/assets/legal-templates/A3.docx
@@ -100,7 +100,7 @@
       <w:pPr>
         <w:spacing w:after="0"/>
         <w:ind w:firstLine="1134"/>
-        <w:jc w:val="thaiDistribute"/>
+        <w:jc w:val="both"/>
         <w:rPr>
           <w:rFonts w:ascii="TH SarabunPSK" w:hAnsi="TH SarabunPSK" w:cs="TH SarabunPSK"/>
           <w:sz w:val="31"/>
@@ -113,7 +113,7 @@
       <w:pPr>
         <w:spacing w:after="0"/>
         <w:ind w:firstLine="851"/>
-        <w:jc w:val="thaiDistribute"/>
+        <w:jc w:val="both"/>
         <w:rPr>
           <w:rFonts w:ascii="TH SarabunPSK" w:hAnsi="TH SarabunPSK" w:cs="TH SarabunPSK"/>
           <w:sz w:val="31"/>
@@ -216,7 +216,7 @@
       <w:pPr>
         <w:spacing w:after="0"/>
         <w:ind w:firstLine="851"/>
-        <w:jc w:val="thaiDistribute"/>
+        <w:jc w:val="both"/>
         <w:rPr>
           <w:rFonts w:ascii="TH SarabunPSK" w:hAnsi="TH SarabunPSK" w:cs="TH SarabunPSK"/>
           <w:sz w:val="31"/>
@@ -414,7 +414,7 @@
       <w:pPr>
         <w:spacing w:after="0"/>
         <w:ind w:firstLine="851"/>
-        <w:jc w:val="thaiDistribute"/>
+        <w:jc w:val="both"/>
         <w:rPr>
           <w:rFonts w:ascii="TH SarabunPSK" w:hAnsi="TH SarabunPSK" w:cs="TH SarabunPSK"/>
           <w:sz w:val="31"/>
@@ -516,7 +516,7 @@
     <w:p>
       <w:pPr>
         <w:spacing w:before="120" w:after="0"/>
-        <w:jc w:val="thaiDistribute"/>
+        <w:jc w:val="both"/>
         <w:rPr>
           <w:rFonts w:ascii="TH SarabunPSK" w:hAnsi="TH SarabunPSK" w:cs="TH SarabunPSK"/>
           <w:b/>
@@ -579,7 +579,7 @@
       <w:pPr>
         <w:spacing w:after="0"/>
         <w:ind w:firstLine="851"/>
-        <w:jc w:val="thaiDistribute"/>
+        <w:jc w:val="both"/>
         <w:rPr>
           <w:rFonts w:ascii="TH SarabunPSK" w:hAnsi="TH SarabunPSK" w:cs="TH SarabunPSK"/>
           <w:sz w:val="31"/>
@@ -602,7 +602,7 @@
       <w:pPr>
         <w:spacing w:after="0"/>
         <w:ind w:firstLine="851"/>
-        <w:jc w:val="thaiDistribute"/>
+        <w:jc w:val="both"/>
         <w:rPr>
           <w:rFonts w:ascii="TH SarabunPSK" w:hAnsi="TH SarabunPSK" w:cs="TH SarabunPSK"/>
           <w:sz w:val="31"/>
@@ -673,7 +673,7 @@
       <w:pPr>
         <w:spacing w:after="0"/>
         <w:ind w:firstLine="851"/>
-        <w:jc w:val="thaiDistribute"/>
+        <w:jc w:val="both"/>
         <w:rPr>
           <w:rFonts w:ascii="TH SarabunPSK" w:hAnsi="TH SarabunPSK" w:cs="TH SarabunPSK"/>
           <w:sz w:val="31"/>
@@ -743,7 +743,7 @@
       <w:pPr>
         <w:spacing w:after="0"/>
         <w:ind w:firstLine="851"/>
-        <w:jc w:val="thaiDistribute"/>
+        <w:jc w:val="both"/>
         <w:rPr>
           <w:rFonts w:ascii="TH SarabunPSK" w:hAnsi="TH SarabunPSK" w:cs="TH SarabunPSK"/>
           <w:sz w:val="31"/>
@@ -813,7 +813,7 @@
       <w:pPr>
         <w:spacing w:after="0"/>
         <w:ind w:firstLine="851"/>
-        <w:jc w:val="thaiDistribute"/>
+        <w:jc w:val="both"/>
         <w:rPr>
           <w:rFonts w:ascii="TH SarabunPSK" w:hAnsi="TH SarabunPSK" w:cs="TH SarabunPSK"/>
           <w:sz w:val="31"/>
@@ -882,7 +882,7 @@
       <w:pPr>
         <w:spacing w:after="0"/>
         <w:ind w:firstLine="851"/>
-        <w:jc w:val="thaiDistribute"/>
+        <w:jc w:val="both"/>
         <w:rPr>
           <w:rFonts w:ascii="TH SarabunPSK" w:hAnsi="TH SarabunPSK" w:cs="TH SarabunPSK"/>
           <w:sz w:val="31"/>
@@ -972,7 +972,7 @@
       <w:pPr>
         <w:spacing w:after="0"/>
         <w:ind w:firstLine="851"/>
-        <w:jc w:val="thaiDistribute"/>
+        <w:jc w:val="both"/>
         <w:rPr>
           <w:rFonts w:ascii="TH SarabunPSK" w:hAnsi="TH SarabunPSK" w:cs="TH SarabunPSK"/>
           <w:sz w:val="31"/>
@@ -1083,7 +1083,7 @@
       <w:pPr>
         <w:spacing w:after="0"/>
         <w:ind w:firstLine="851"/>
-        <w:jc w:val="thaiDistribute"/>
+        <w:jc w:val="both"/>
         <w:rPr>
           <w:rFonts w:ascii="TH SarabunPSK" w:hAnsi="TH SarabunPSK" w:cs="TH SarabunPSK"/>
           <w:sz w:val="31"/>
@@ -1131,7 +1131,7 @@
       <w:pPr>
         <w:spacing w:after="0"/>
         <w:ind w:firstLine="851"/>
-        <w:jc w:val="thaiDistribute"/>
+        <w:jc w:val="both"/>
         <w:rPr>
           <w:rFonts w:ascii="TH SarabunPSK" w:hAnsi="TH SarabunPSK" w:cs="TH SarabunPSK"/>
           <w:sz w:val="31"/>
@@ -1318,7 +1318,7 @@
     <w:p>
       <w:pPr>
         <w:spacing w:before="120" w:after="0"/>
-        <w:jc w:val="thaiDistribute"/>
+        <w:jc w:val="both"/>
         <w:rPr>
           <w:rFonts w:ascii="TH SarabunPSK" w:hAnsi="TH SarabunPSK" w:cs="TH SarabunPSK"/>
           <w:b/>
@@ -1380,7 +1380,7 @@
       <w:pPr>
         <w:spacing w:after="0"/>
         <w:ind w:firstLine="851"/>
-        <w:jc w:val="thaiDistribute"/>
+        <w:jc w:val="both"/>
         <w:rPr>
           <w:rFonts w:ascii="TH SarabunPSK" w:hAnsi="TH SarabunPSK" w:cs="TH SarabunPSK"/>
           <w:sz w:val="31"/>
@@ -1493,7 +1493,7 @@
       <w:pPr>
         <w:spacing w:after="0"/>
         <w:ind w:firstLine="851"/>
-        <w:jc w:val="thaiDistribute"/>
+        <w:jc w:val="both"/>
         <w:rPr>
           <w:rFonts w:ascii="TH SarabunPSK" w:hAnsi="TH SarabunPSK" w:cs="TH SarabunPSK"/>
           <w:sz w:val="31"/>
@@ -1546,7 +1546,7 @@
       <w:pPr>
         <w:spacing w:after="0"/>
         <w:ind w:firstLine="1418"/>
-        <w:jc w:val="thaiDistribute"/>
+        <w:jc w:val="both"/>
         <w:rPr>
           <w:rFonts w:ascii="TH SarabunPSK" w:hAnsi="TH SarabunPSK" w:cs="TH SarabunPSK"/>
           <w:sz w:val="31"/>
@@ -1618,7 +1618,7 @@
       <w:pPr>
         <w:spacing w:after="0"/>
         <w:ind w:firstLine="1418"/>
-        <w:jc w:val="thaiDistribute"/>
+        <w:jc w:val="both"/>
         <w:rPr>
           <w:rFonts w:ascii="TH SarabunPSK" w:hAnsi="TH SarabunPSK" w:cs="TH SarabunPSK"/>
           <w:sz w:val="31"/>
@@ -1830,7 +1830,7 @@
       <w:pPr>
         <w:spacing w:after="0"/>
         <w:ind w:firstLine="1418"/>
-        <w:jc w:val="thaiDistribute"/>
+        <w:jc w:val="both"/>
         <w:rPr>
           <w:rFonts w:ascii="TH SarabunPSK" w:hAnsi="TH SarabunPSK" w:cs="TH SarabunPSK"/>
           <w:sz w:val="31"/>
@@ -2081,7 +2081,7 @@
     <w:p>
       <w:pPr>
         <w:spacing w:before="120" w:after="0"/>
-        <w:jc w:val="thaiDistribute"/>
+        <w:jc w:val="both"/>
         <w:rPr>
           <w:rFonts w:ascii="TH SarabunPSK" w:hAnsi="TH SarabunPSK" w:cs="TH SarabunPSK"/>
           <w:b/>
@@ -2144,7 +2144,7 @@
       <w:pPr>
         <w:spacing w:after="0"/>
         <w:ind w:firstLine="851"/>
-        <w:jc w:val="thaiDistribute"/>
+        <w:jc w:val="both"/>
         <w:rPr>
           <w:rFonts w:ascii="TH SarabunPSK" w:hAnsi="TH SarabunPSK" w:cs="TH SarabunPSK"/>
           <w:sz w:val="31"/>
@@ -2378,7 +2378,7 @@
       <w:pPr>
         <w:spacing w:after="0"/>
         <w:ind w:firstLine="851"/>
-        <w:jc w:val="thaiDistribute"/>
+        <w:jc w:val="both"/>
         <w:rPr>
           <w:rFonts w:ascii="TH SarabunPSK" w:hAnsi="TH SarabunPSK" w:cs="TH SarabunPSK"/>
           <w:sz w:val="31"/>
@@ -2430,7 +2430,7 @@
     <w:p>
       <w:pPr>
         <w:spacing w:before="120" w:after="0"/>
-        <w:jc w:val="thaiDistribute"/>
+        <w:jc w:val="both"/>
         <w:rPr>
           <w:rFonts w:ascii="TH SarabunPSK" w:hAnsi="TH SarabunPSK" w:cs="TH SarabunPSK"/>
           <w:b/>
@@ -2494,7 +2494,7 @@
       <w:pPr>
         <w:spacing w:after="0"/>
         <w:ind w:firstLine="851"/>
-        <w:jc w:val="thaiDistribute"/>
+        <w:jc w:val="both"/>
         <w:rPr>
           <w:rFonts w:ascii="TH SarabunPSK" w:hAnsi="TH SarabunPSK" w:cs="TH SarabunPSK"/>
           <w:sz w:val="31"/>
@@ -2604,7 +2604,7 @@
       <w:pPr>
         <w:spacing w:after="0"/>
         <w:ind w:firstLine="851"/>
-        <w:jc w:val="thaiDistribute"/>
+        <w:jc w:val="both"/>
         <w:rPr>
           <w:rFonts w:ascii="TH SarabunPSK" w:hAnsi="TH SarabunPSK" w:cs="TH SarabunPSK"/>
           <w:sz w:val="31"/>
@@ -2657,7 +2657,7 @@
       <w:pPr>
         <w:spacing w:after="0"/>
         <w:ind w:firstLine="851"/>
-        <w:jc w:val="thaiDistribute"/>
+        <w:jc w:val="both"/>
         <w:rPr>
           <w:rFonts w:ascii="TH SarabunPSK" w:hAnsi="TH SarabunPSK" w:cs="TH SarabunPSK"/>
           <w:sz w:val="31"/>
@@ -2680,7 +2680,7 @@
       <w:pPr>
         <w:spacing w:after="0"/>
         <w:ind w:firstLine="851"/>
-        <w:jc w:val="thaiDistribute"/>
+        <w:jc w:val="both"/>
         <w:rPr>
           <w:rFonts w:ascii="TH SarabunPSK" w:hAnsi="TH SarabunPSK" w:cs="TH SarabunPSK"/>
           <w:sz w:val="31"/>
@@ -2753,7 +2753,7 @@
       <w:pPr>
         <w:spacing w:after="0"/>
         <w:ind w:firstLine="851"/>
-        <w:jc w:val="thaiDistribute"/>
+        <w:jc w:val="both"/>
         <w:rPr>
           <w:rFonts w:ascii="TH SarabunPSK" w:hAnsi="TH SarabunPSK" w:cs="TH SarabunPSK"/>
           <w:sz w:val="31"/>
@@ -2916,7 +2916,7 @@
       <w:pPr>
         <w:spacing w:after="0"/>
         <w:ind w:firstLine="851"/>
-        <w:jc w:val="thaiDistribute"/>
+        <w:jc w:val="both"/>
         <w:rPr>
           <w:rFonts w:ascii="TH SarabunPSK" w:hAnsi="TH SarabunPSK" w:cs="TH SarabunPSK"/>
           <w:sz w:val="31"/>
@@ -2978,7 +2978,7 @@
       <w:pPr>
         <w:spacing w:after="0"/>
         <w:ind w:firstLine="851"/>
-        <w:jc w:val="thaiDistribute"/>
+        <w:jc w:val="both"/>
         <w:rPr>
           <w:rFonts w:ascii="TH SarabunPSK" w:hAnsi="TH SarabunPSK" w:cs="TH SarabunPSK"/>
           <w:sz w:val="31"/>
@@ -3070,7 +3070,7 @@
     <w:p>
       <w:pPr>
         <w:spacing w:before="120" w:after="0"/>
-        <w:jc w:val="thaiDistribute"/>
+        <w:jc w:val="both"/>
         <w:rPr>
           <w:rFonts w:ascii="TH SarabunPSK" w:hAnsi="TH SarabunPSK" w:cs="TH SarabunPSK"/>
           <w:b/>
@@ -3133,7 +3133,7 @@
       <w:pPr>
         <w:spacing w:after="0"/>
         <w:ind w:firstLine="851"/>
-        <w:jc w:val="thaiDistribute"/>
+        <w:jc w:val="both"/>
         <w:rPr>
           <w:rFonts w:ascii="TH SarabunPSK" w:hAnsi="TH SarabunPSK" w:cs="TH SarabunPSK"/>
           <w:sz w:val="31"/>
@@ -3240,7 +3240,7 @@
       <w:pPr>
         <w:spacing w:after="0"/>
         <w:ind w:firstLine="851"/>
-        <w:jc w:val="thaiDistribute"/>
+        <w:jc w:val="both"/>
         <w:rPr>
           <w:rFonts w:ascii="TH SarabunPSK" w:hAnsi="TH SarabunPSK" w:cs="TH SarabunPSK"/>
           <w:sz w:val="31"/>
@@ -3283,7 +3283,7 @@
       <w:pPr>
         <w:spacing w:after="0"/>
         <w:ind w:firstLine="851"/>
-        <w:jc w:val="thaiDistribute"/>
+        <w:jc w:val="both"/>
         <w:rPr>
           <w:rFonts w:ascii="TH SarabunPSK" w:hAnsi="TH SarabunPSK" w:cs="TH SarabunPSK"/>
           <w:sz w:val="31"/>
@@ -3326,7 +3326,7 @@
     <w:p>
       <w:pPr>
         <w:spacing w:before="120" w:after="0"/>
-        <w:jc w:val="thaiDistribute"/>
+        <w:jc w:val="both"/>
         <w:rPr>
           <w:rFonts w:ascii="TH SarabunPSK" w:hAnsi="TH SarabunPSK" w:cs="TH SarabunPSK"/>
           <w:b/>
@@ -3389,7 +3389,7 @@
       <w:pPr>
         <w:spacing w:after="0"/>
         <w:ind w:firstLine="851"/>
-        <w:jc w:val="thaiDistribute"/>
+        <w:jc w:val="both"/>
         <w:rPr>
           <w:rFonts w:ascii="TH SarabunPSK" w:hAnsi="TH SarabunPSK" w:cs="TH SarabunPSK"/>
           <w:sz w:val="31"/>
@@ -3462,7 +3462,7 @@
       <w:pPr>
         <w:spacing w:after="0"/>
         <w:ind w:firstLine="851"/>
-        <w:jc w:val="thaiDistribute"/>
+        <w:jc w:val="both"/>
         <w:rPr>
           <w:rFonts w:ascii="TH SarabunPSK" w:hAnsi="TH SarabunPSK" w:cs="TH SarabunPSK"/>
           <w:sz w:val="31"/>
@@ -3535,7 +3535,7 @@
       <w:pPr>
         <w:spacing w:after="0"/>
         <w:ind w:firstLine="851"/>
-        <w:jc w:val="thaiDistribute"/>
+        <w:jc w:val="both"/>
         <w:rPr>
           <w:rFonts w:ascii="TH SarabunPSK" w:hAnsi="TH SarabunPSK" w:cs="TH SarabunPSK"/>
           <w:sz w:val="31"/>
@@ -3588,7 +3588,7 @@
       <w:pPr>
         <w:spacing w:after="0"/>
         <w:ind w:firstLine="851"/>
-        <w:jc w:val="thaiDistribute"/>
+        <w:jc w:val="both"/>
         <w:rPr>
           <w:rFonts w:ascii="TH SarabunPSK" w:hAnsi="TH SarabunPSK" w:cs="TH SarabunPSK"/>
           <w:sz w:val="32"/>
@@ -3707,7 +3707,7 @@
     <w:p>
       <w:pPr>
         <w:spacing w:before="120" w:after="0"/>
-        <w:jc w:val="thaiDistribute"/>
+        <w:jc w:val="both"/>
         <w:rPr>
           <w:rFonts w:ascii="TH SarabunPSK" w:hAnsi="TH SarabunPSK" w:cs="TH SarabunPSK"/>
           <w:b/>
@@ -3770,7 +3770,7 @@
       <w:pPr>
         <w:spacing w:after="0"/>
         <w:ind w:firstLine="851"/>
-        <w:jc w:val="thaiDistribute"/>
+        <w:jc w:val="both"/>
         <w:rPr>
           <w:rFonts w:ascii="TH SarabunPSK" w:hAnsi="TH SarabunPSK" w:cs="TH SarabunPSK"/>
           <w:sz w:val="31"/>
@@ -3843,7 +3843,7 @@
       <w:pPr>
         <w:spacing w:after="0"/>
         <w:ind w:firstLine="851"/>
-        <w:jc w:val="thaiDistribute"/>
+        <w:jc w:val="both"/>
         <w:rPr>
           <w:rFonts w:ascii="TH SarabunPSK" w:hAnsi="TH SarabunPSK" w:cs="TH SarabunPSK"/>
           <w:sz w:val="31"/>
@@ -4006,7 +4006,7 @@
       <w:pPr>
         <w:spacing w:after="0"/>
         <w:ind w:firstLine="1418"/>
-        <w:jc w:val="thaiDistribute"/>
+        <w:jc w:val="both"/>
         <w:rPr>
           <w:rFonts w:ascii="TH SarabunPSK" w:hAnsi="TH SarabunPSK" w:cs="TH SarabunPSK"/>
           <w:sz w:val="31"/>
@@ -4038,7 +4038,7 @@
       <w:pPr>
         <w:spacing w:after="0"/>
         <w:ind w:firstLine="1418"/>
-        <w:jc w:val="thaiDistribute"/>
+        <w:jc w:val="both"/>
         <w:rPr>
           <w:rFonts w:ascii="TH SarabunPSK" w:hAnsi="TH SarabunPSK" w:cs="TH SarabunPSK"/>
           <w:sz w:val="31"/>
@@ -4079,7 +4079,7 @@
     <w:p>
       <w:pPr>
         <w:spacing w:before="120" w:after="0"/>
-        <w:jc w:val="thaiDistribute"/>
+        <w:jc w:val="both"/>
         <w:rPr>
           <w:rFonts w:ascii="TH SarabunPSK" w:hAnsi="TH SarabunPSK" w:cs="TH SarabunPSK"/>
           <w:b/>
@@ -4142,7 +4142,7 @@
       <w:pPr>
         <w:spacing w:after="0"/>
         <w:ind w:firstLine="851"/>
-        <w:jc w:val="thaiDistribute"/>
+        <w:jc w:val="both"/>
         <w:rPr>
           <w:rFonts w:ascii="TH SarabunPSK" w:hAnsi="TH SarabunPSK" w:cs="TH SarabunPSK"/>
           <w:sz w:val="31"/>
@@ -4206,7 +4206,7 @@
       <w:pPr>
         <w:spacing w:after="0"/>
         <w:ind w:firstLine="851"/>
-        <w:jc w:val="thaiDistribute"/>
+        <w:jc w:val="both"/>
         <w:rPr>
           <w:rFonts w:ascii="TH SarabunPSK" w:hAnsi="TH SarabunPSK" w:cs="TH SarabunPSK"/>
           <w:sz w:val="31"/>
@@ -4339,7 +4339,7 @@
       <w:pPr>
         <w:spacing w:after="0"/>
         <w:ind w:firstLine="851"/>
-        <w:jc w:val="thaiDistribute"/>
+        <w:jc w:val="both"/>
         <w:rPr>
           <w:rFonts w:ascii="TH SarabunPSK" w:hAnsi="TH SarabunPSK" w:cs="TH SarabunPSK"/>
           <w:sz w:val="31"/>
@@ -4401,7 +4401,7 @@
     <w:p>
       <w:pPr>
         <w:spacing w:before="120" w:after="0"/>
-        <w:jc w:val="thaiDistribute"/>
+        <w:jc w:val="both"/>
         <w:rPr>
           <w:rFonts w:ascii="TH SarabunPSK" w:hAnsi="TH SarabunPSK" w:cs="TH SarabunPSK"/>
           <w:b/>
@@ -4464,7 +4464,7 @@
       <w:pPr>
         <w:spacing w:after="0"/>
         <w:ind w:firstLine="851"/>
-        <w:jc w:val="thaiDistribute"/>
+        <w:jc w:val="both"/>
         <w:rPr>
           <w:rFonts w:ascii="TH SarabunPSK" w:hAnsi="TH SarabunPSK" w:cs="TH SarabunPSK"/>
           <w:sz w:val="31"/>
@@ -4506,7 +4506,7 @@
     <w:p>
       <w:pPr>
         <w:spacing w:before="120" w:after="0"/>
-        <w:jc w:val="thaiDistribute"/>
+        <w:jc w:val="both"/>
         <w:rPr>
           <w:rFonts w:ascii="TH SarabunPSK" w:hAnsi="TH SarabunPSK" w:cs="TH SarabunPSK"/>
           <w:b/>
@@ -4605,7 +4605,7 @@
       <w:pPr>
         <w:spacing w:after="0"/>
         <w:ind w:firstLine="851"/>
-        <w:jc w:val="thaiDistribute"/>
+        <w:jc w:val="both"/>
         <w:rPr>
           <w:rFonts w:ascii="TH SarabunPSK" w:hAnsi="TH SarabunPSK" w:cs="TH SarabunPSK"/>
           <w:sz w:val="31"/>
@@ -4687,7 +4687,7 @@
     <w:p>
       <w:pPr>
         <w:spacing w:before="120" w:after="0"/>
-        <w:jc w:val="thaiDistribute"/>
+        <w:jc w:val="both"/>
         <w:rPr>
           <w:rFonts w:ascii="TH SarabunPSK" w:hAnsi="TH SarabunPSK" w:cs="TH SarabunPSK"/>
           <w:b/>
@@ -4750,7 +4750,7 @@
       <w:pPr>
         <w:spacing w:after="0"/>
         <w:ind w:firstLine="851"/>
-        <w:jc w:val="thaiDistribute"/>
+        <w:jc w:val="both"/>
         <w:rPr>
           <w:rFonts w:ascii="TH SarabunPSK" w:hAnsi="TH SarabunPSK" w:cs="TH SarabunPSK"/>
           <w:sz w:val="31"/>
@@ -4823,7 +4823,7 @@
       <w:pPr>
         <w:spacing w:after="0"/>
         <w:ind w:firstLine="851"/>
-        <w:jc w:val="thaiDistribute"/>
+        <w:jc w:val="both"/>
         <w:rPr>
           <w:rFonts w:ascii="TH SarabunPSK" w:hAnsi="TH SarabunPSK" w:cs="TH SarabunPSK"/>
           <w:sz w:val="31"/>
@@ -4866,7 +4866,7 @@
     <w:p>
       <w:pPr>
         <w:spacing w:before="120" w:after="0"/>
-        <w:jc w:val="thaiDistribute"/>
+        <w:jc w:val="both"/>
         <w:rPr>
           <w:rFonts w:ascii="TH SarabunPSK" w:hAnsi="TH SarabunPSK" w:cs="TH SarabunPSK"/>
           <w:b/>
@@ -4930,7 +4930,7 @@
       <w:pPr>
         <w:spacing w:after="0"/>
         <w:ind w:firstLine="851"/>
-        <w:jc w:val="thaiDistribute"/>
+        <w:jc w:val="both"/>
         <w:rPr>
           <w:rFonts w:ascii="TH SarabunPSK" w:hAnsi="TH SarabunPSK" w:cs="TH SarabunPSK"/>
           <w:sz w:val="31"/>
@@ -4993,7 +4993,7 @@
       <w:pPr>
         <w:spacing w:after="0"/>
         <w:ind w:firstLine="851"/>
-        <w:jc w:val="thaiDistribute"/>
+        <w:jc w:val="both"/>
         <w:rPr>
           <w:rFonts w:ascii="TH SarabunPSK" w:hAnsi="TH SarabunPSK" w:cs="TH SarabunPSK"/>
           <w:sz w:val="31"/>
@@ -5085,7 +5085,7 @@
       <w:pPr>
         <w:spacing w:after="0"/>
         <w:ind w:firstLine="851"/>
-        <w:jc w:val="thaiDistribute"/>
+        <w:jc w:val="both"/>
         <w:rPr>
           <w:rFonts w:ascii="TH SarabunPSK" w:hAnsi="TH SarabunPSK" w:cs="TH SarabunPSK"/>
           <w:sz w:val="31"/>
@@ -5147,7 +5147,7 @@
     <w:p>
       <w:pPr>
         <w:spacing w:before="120" w:after="0"/>
-        <w:jc w:val="thaiDistribute"/>
+        <w:jc w:val="both"/>
         <w:rPr>
           <w:rFonts w:ascii="TH SarabunPSK" w:hAnsi="TH SarabunPSK" w:cs="TH SarabunPSK"/>
           <w:b/>
@@ -5210,7 +5210,7 @@
       <w:pPr>
         <w:spacing w:after="0"/>
         <w:ind w:firstLine="851"/>
-        <w:jc w:val="thaiDistribute"/>
+        <w:jc w:val="both"/>
         <w:rPr>
           <w:rFonts w:ascii="TH SarabunPSK" w:hAnsi="TH SarabunPSK" w:cs="TH SarabunPSK" w:hint="cs"/>
           <w:sz w:val="31"/>
@@ -5264,7 +5264,7 @@
       <w:pPr>
         <w:spacing w:after="0"/>
         <w:ind w:firstLine="851"/>
-        <w:jc w:val="thaiDistribute"/>
+        <w:jc w:val="both"/>
         <w:rPr>
           <w:rFonts w:ascii="TH SarabunPSK" w:hAnsi="TH SarabunPSK" w:cs="TH SarabunPSK"/>
           <w:sz w:val="31"/>
